--- a/published/ai-es/02_our_bodies/05_action/study-guides/05_action-practice_quiz.docx
+++ b/published/ai-es/02_our_bodies/05_action/study-guides/05_action-practice_quiz.docx
@@ -27,6 +27,11 @@
     </w:p>
     <w:p>
       <w:r>
+        <w:t>Answer: B! Great job! Captain Brain is the puppeteer that sends signals down to your muscles to make you move.</w:t>
+      </w:r>
+    </w:p>
+    <w:p>
+      <w:r>
         <w:t>What are the "Strings"?</w:t>
         <w:br/>
         <w:t xml:space="preserve">    A) Hair</w:t>
@@ -36,6 +41,11 @@
         <w:t xml:space="preserve">    C) Spaghetti</w:t>
         <w:br/>
         <w:t xml:space="preserve">    D) Bones</w:t>
+      </w:r>
+    </w:p>
+    <w:p>
+      <w:r>
+        <w:t>Answer: B! That's right! Nerves are like long wires that carry messages from your brain to your muscles.</w:t>
       </w:r>
     </w:p>
     <w:p>
@@ -53,6 +63,11 @@
     </w:p>
     <w:p>
       <w:r>
+        <w:t>Answer: A! Exactly! Muscles pull on your bones to make you move, jump, dance, and play.</w:t>
+      </w:r>
+    </w:p>
+    <w:p>
+      <w:r>
         <w:t>Why do we move?</w:t>
         <w:br/>
         <w:t xml:space="preserve">    A) To change the world (get food, play)</w:t>
@@ -62,6 +77,11 @@
         <w:t xml:space="preserve">    C) Because gravity pushes us</w:t>
         <w:br/>
         <w:t xml:space="preserve">    D) No reason</w:t>
+      </w:r>
+    </w:p>
+    <w:p>
+      <w:r>
+        <w:t>Answer: A! Nice work! We move to reach our goals, like getting food, playing with friends, or staying safe.</w:t>
       </w:r>
     </w:p>
     <w:p>
@@ -79,6 +99,11 @@
     </w:p>
     <w:p>
       <w:r>
+        <w:t>Answer: B! You got it! Proprioception is your body's secret sense that tells your brain where all your parts are, even with your eyes closed.</w:t>
+      </w:r>
+    </w:p>
+    <w:p>
+      <w:r>
         <w:t>Which is an ACTION?</w:t>
         <w:br/>
         <w:t xml:space="preserve">    A) Seeing a ball</w:t>
@@ -92,6 +117,11 @@
     </w:p>
     <w:p>
       <w:r>
+        <w:t>Answer: C! That's right! Kicking is an action because you use your body to change something in the world. Seeing, hearing, and smelling are perception.</w:t>
+      </w:r>
+    </w:p>
+    <w:p>
+      <w:r>
         <w:t>What happens if the "strings" (nerves) get cut?</w:t>
         <w:br/>
         <w:t xml:space="preserve">    A) You can't move that part</w:t>
@@ -101,6 +131,65 @@
         <w:t xml:space="preserve">    C) You turn blue</w:t>
         <w:br/>
         <w:t xml:space="preserve">    D) It tickles</w:t>
+      </w:r>
+    </w:p>
+    <w:p>
+      <w:r>
+        <w:t>Answer: A! Exactly! If the nerve is cut, the message from the brain cannot reach the muscle, so that part cannot move.</w:t>
+      </w:r>
+    </w:p>
+    <w:p>
+      <w:r>
+        <w:t>How fast does a signal travel from your brain to your finger?</w:t>
+        <w:br/>
+        <w:t xml:space="preserve">    A) Very slowly, like a turtle</w:t>
+        <w:br/>
+        <w:t xml:space="preserve">    B) Super fast, like a zip!</w:t>
+        <w:br/>
+        <w:t xml:space="preserve">    C) It takes about one hour</w:t>
+        <w:br/>
+        <w:t xml:space="preserve">    D) It does not move at all</w:t>
+      </w:r>
+    </w:p>
+    <w:p>
+      <w:r>
+        <w:t>Answer: B! Wow! The signal zooms from your brain, down your neck, down your arm, to your finger in a flash. That is called a Motor Command!</w:t>
+      </w:r>
+    </w:p>
+    <w:p>
+      <w:r>
+        <w:t>What is the difference between Perception and Action?</w:t>
+        <w:br/>
+        <w:t xml:space="preserve">    A) There is no difference</w:t>
+        <w:br/>
+        <w:t xml:space="preserve">    B) Perception brings information IN; Action sends movement OUT</w:t>
+        <w:br/>
+        <w:t xml:space="preserve">    C) Perception is louder</w:t>
+        <w:br/>
+        <w:t xml:space="preserve">    D) Action happens only at night</w:t>
+      </w:r>
+    </w:p>
+    <w:p>
+      <w:r>
+        <w:t>Answer: B! Smart thinking! Perception is the world coming to your brain, and action is your brain reaching out to change the world.</w:t>
+      </w:r>
+    </w:p>
+    <w:p>
+      <w:r>
+        <w:t>Why can you brush your teeth while thinking about something else?</w:t>
+        <w:br/>
+        <w:t xml:space="preserve">    A) Your teeth brush themselves</w:t>
+        <w:br/>
+        <w:t xml:space="preserve">    B) Your brain built a path for that action, so it happens almost automatically</w:t>
+        <w:br/>
+        <w:t xml:space="preserve">    C) Someone else is brushing for you</w:t>
+        <w:br/>
+        <w:t xml:space="preserve">    D) Toothbrushes are magic</w:t>
+      </w:r>
+    </w:p>
+    <w:p>
+      <w:r>
+        <w:t>Answer: B! That's right! After lots of practice, your brain makes a clear path so some actions feel easy and automatic.</w:t>
       </w:r>
     </w:p>
     <w:p>
